--- a/Multi threading Documents.docx
+++ b/Multi threading Documents.docx
@@ -10594,13 +10594,8 @@
         </w:numPr>
       </w:pPr>
       <w:r>
-        <w:t xml:space="preserve">Thread is ready to </w:t>
-      </w:r>
-      <w:proofErr w:type="gramStart"/>
-      <w:r>
-        <w:t>run / running</w:t>
-      </w:r>
-      <w:proofErr w:type="gramEnd"/>
+        <w:t>Thread is ready to run / running</w:t>
+      </w:r>
     </w:p>
     <w:p>
       <w:pPr>
